--- a/docs/user-guide/RoomOps-User-Guide.docx
+++ b/docs/user-guide/RoomOps-User-Guide.docx
@@ -24,7 +24,7 @@
         <w:spacing w:after="120" w:before="0"/>
       </w:pPr>
       <w:r>
-        <w:t xml:space="preserve">Living Waters Methodist Church · Last updated 24 September 2026</w:t>
+        <w:t xml:space="preserve">Living Waters Methodist Church · Last updated 28 September 2026</w:t>
       </w:r>
     </w:p>
     <w:p>
@@ -2957,7 +2957,7 @@
                 <w:sz w:val="20"/>
                 <w:szCs w:val="20"/>
               </w:rPr>
-              <w:t xml:space="preserve">Every request, with search and status filters. Approve, reject, edit or cancel from here</w:t>
+              <w:t xml:space="preserve">Every request, newest first, with search and status filters. Approve, reject, edit or cancel from here</w:t>
             </w:r>
           </w:p>
         </w:tc>
@@ -3635,7 +3635,17 @@
         <w:t xml:space="preserve">Pending</w:t>
       </w:r>
       <w:r>
-        <w:t xml:space="preserve">).</w:t>
+        <w:t xml:space="preserve">). The page shows the newest 25 requests; choose </w:t>
+      </w:r>
+      <w:r>
+        <w:rPr>
+          <w:b/>
+          <w:bCs/>
+        </w:rPr>
+        <w:t xml:space="preserve">Load more</w:t>
+      </w:r>
+      <w:r>
+        <w:t xml:space="preserve"> at the bottom to see older ones. Searching and the status filter always cover every request.</w:t>
       </w:r>
     </w:p>
     <w:p>
@@ -6237,6 +6247,88 @@
                 <w:szCs w:val="20"/>
               </w:rPr>
               <w:t xml:space="preserve">Status</w:t>
+            </w:r>
+          </w:p>
+        </w:tc>
+      </w:tr>
+      <w:tr>
+        <w:trPr>
+          <w:cantSplit/>
+          <w:tblHeader w:val="false"/>
+        </w:trPr>
+        <w:tc>
+          <w:tcPr>
+            <w:tcW w:type="dxa" w:w="1435"/>
+            <w:tcMar>
+              <w:top w:type="dxa" w:w="80"/>
+              <w:left w:type="dxa" w:w="120"/>
+              <w:bottom w:type="dxa" w:w="80"/>
+              <w:right w:type="dxa" w:w="120"/>
+            </w:tcMar>
+          </w:tcPr>
+          <w:p>
+            <w:r>
+              <w:rPr>
+                <w:sz w:val="20"/>
+                <w:szCs w:val="20"/>
+              </w:rPr>
+              <w:t xml:space="preserve">28 Sep 2026</w:t>
+            </w:r>
+          </w:p>
+        </w:tc>
+        <w:tc>
+          <w:tcPr>
+            <w:tcW w:type="dxa" w:w="6154"/>
+            <w:tcMar>
+              <w:top w:type="dxa" w:w="80"/>
+              <w:left w:type="dxa" w:w="120"/>
+              <w:bottom w:type="dxa" w:w="80"/>
+              <w:right w:type="dxa" w:w="120"/>
+            </w:tcMar>
+          </w:tcPr>
+          <w:p>
+            <w:r>
+              <w:rPr>
+                <w:sz w:val="20"/>
+                <w:szCs w:val="20"/>
+              </w:rPr>
+              <w:t xml:space="preserve">Bookings page opens faster: it shows the newest 25 requests with a </w:t>
+            </w:r>
+            <w:r>
+              <w:rPr>
+                <w:b/>
+                <w:bCs/>
+                <w:sz w:val="20"/>
+                <w:szCs w:val="20"/>
+              </w:rPr>
+              <w:t xml:space="preserve">Load more</w:t>
+            </w:r>
+            <w:r>
+              <w:rPr>
+                <w:sz w:val="20"/>
+                <w:szCs w:val="20"/>
+              </w:rPr>
+              <w:t xml:space="preserve"> button</w:t>
+            </w:r>
+          </w:p>
+        </w:tc>
+        <w:tc>
+          <w:tcPr>
+            <w:tcW w:type="dxa" w:w="1437"/>
+            <w:tcMar>
+              <w:top w:type="dxa" w:w="80"/>
+              <w:left w:type="dxa" w:w="120"/>
+              <w:bottom w:type="dxa" w:w="80"/>
+              <w:right w:type="dxa" w:w="120"/>
+            </w:tcMar>
+          </w:tcPr>
+          <w:p>
+            <w:r>
+              <w:rPr>
+                <w:sz w:val="20"/>
+                <w:szCs w:val="20"/>
+              </w:rPr>
+              <w:t xml:space="preserve">Coming soon</w:t>
             </w:r>
           </w:p>
         </w:tc>
